--- a/docs/V2_Design_Proposal_2026-04-04.docx
+++ b/docs/V2_Design_Proposal_2026-04-04.docx
@@ -1256,7 +1256,7 @@
           <w:rFonts w:ascii="Consolas" w:hAnsi="Consolas"/>
           <w:sz w:val="20"/>
         </w:rPr>
-        <w:t>docling  |  2.x  |  MIT  |  IBM/USA  |  Table extraction, 258M params  |  LOW — IBM is defense contractor</w:t>
+        <w:t>docling  |  2.x  |  MIT  |  IBM/USA  |  Table extraction, 258M params  |  LOW — IBM is enterprise</w:t>
       </w:r>
     </w:p>
     <w:p>
@@ -1660,7 +1660,7 @@
         <w:br/>
         <w:t xml:space="preserve">  requirements_approved.txt</w:t>
         <w:br/>
-        <w:t xml:space="preserve">  CLAUDE.md</w:t>
+        <w:t xml:space="preserve">  CoPilot+.md</w:t>
         <w:br/>
         <w:t xml:space="preserve">  README.md</w:t>
       </w:r>
@@ -1920,7 +1920,7 @@
     <w:p/>
     <w:p>
       <w:r>
-        <w:t>Justification: Adopted as a Sprint 3 quality layer, not a core architectural dependency. Adds ~300-500ms per query for verification. Retry only triggers on low-confidence responses (estimated &lt;15% of queries). The quality improvement justifies the latency for a defense demo where wrong answers are worse than slow answers.</w:t>
+        <w:t>Justification: Adopted as a Sprint 3 quality layer, not a core architectural dependency. Adds ~300-500ms per query for verification. Retry only triggers on low-confidence responses (estimated &lt;15% of queries). The quality improvement justifies the latency for a production demo where wrong answers are worse than slow answers.</w:t>
       </w:r>
     </w:p>
     <w:p/>
